--- a/docs/supplementary_appendices.docx
+++ b/docs/supplementary_appendices.docx
@@ -2935,7 +2935,7 @@
                 <w:rFonts w:ascii="Times New Roman" w:hAnsi="Times New Roman" w:cs="Times New Roman"/>
                 <w:sz w:val="16"/>
               </w:rPr>
-              <w:t>Structural sector ranges. NVCA 2024 and PitchBook seed and early-stage reporting provide contextual scale checks</w:t>
+              <w:t>Structural sector ranges. National Venture Capital Association (NVCA, 2024) and PitchBook (2025) seed and early-stage reporting provide contextual scale checks</w:t>
             </w:r>
           </w:p>
         </w:tc>
@@ -3017,7 +3017,7 @@
                 <w:rFonts w:ascii="Times New Roman" w:hAnsi="Times New Roman" w:cs="Times New Roman"/>
                 <w:sz w:val="16"/>
               </w:rPr>
-              <w:t>Structural weighting informed by NVCA 2024 deal-flow composition</w:t>
+              <w:t>Structural weighting informed by NVCA (2024) deal-flow composition</w:t>
             </w:r>
           </w:p>
         </w:tc>
@@ -3099,7 +3099,7 @@
                 <w:rFonts w:ascii="Times New Roman" w:hAnsi="Times New Roman" w:cs="Times New Roman"/>
                 <w:sz w:val="16"/>
               </w:rPr>
-              <w:t>Structural net-burn ranges approximated at 30% of BLS QCEW wage-and-overhead ranges</w:t>
+              <w:t>Structural net-burn ranges approximated at 30% of U.S. Bureau of Labor Statistics (BLS, n.d.) QCEW wage-and-overhead ranges</w:t>
             </w:r>
           </w:p>
         </w:tc>
@@ -3859,6 +3859,7 @@
                 <w:rFonts w:ascii="Times New Roman" w:hAnsi="Times New Roman" w:cs="Times New Roman"/>
                 <w:sz w:val="16"/>
               </w:rPr>
+              <w:lastRenderedPageBreak/>
               <w:t>Crowding</w:t>
             </w:r>
           </w:p>
@@ -3941,7 +3942,6 @@
                 <w:rFonts w:ascii="Times New Roman" w:hAnsi="Times New Roman" w:cs="Times New Roman"/>
                 <w:sz w:val="16"/>
               </w:rPr>
-              <w:lastRenderedPageBreak/>
               <w:t>Performed demand</w:t>
             </w:r>
           </w:p>
@@ -4389,7 +4389,15 @@
           <w:rFonts w:ascii="Times New Roman" w:hAnsi="Times New Roman" w:cs="Times New Roman"/>
           <w:sz w:val="18"/>
         </w:rPr>
-        <w:t>For a non-public opportunity, private discovery follows p_discover = 1 − exp[−0.012·s_o·c_i·k_io], where s_o is opportunity signal strength, k_io = 0.05 + 0.95 × sector familiarity, and c_i = (0.20 + 0.40e_i + 0.40m_i)·exp{4[(q_i + b_i) − 0.45]} combines exploration tendency e_i, market awareness m_i, quality, and breadth. Discovery probability is zero when the agent has no relevant sector knowledge. Private discoveries persist for the founder and become public only through endogenous investment, competition, demand, or impact traces.</w:t>
+        <w:t xml:space="preserve">For a non-public opportunity, private discovery follows p_discover = 1 − exp[−0.012·s_o·c_i·k_io], where s_o is opportunity signal strength, k_io = 0.05 + 0.95 × sector familiarity, and c_i = (0.20 + 0.40e_i + 0.40m_i)·exp{4[(q_i + b_i) − 0.45]} combines exploration tendency e_i, market awareness m_i, quality, and breadth. Discovery probability is zero when the agent has no relevant sector knowledge. Private </w:t>
+      </w:r>
+      <w:r>
+        <w:rPr>
+          <w:rFonts w:ascii="Times New Roman" w:hAnsi="Times New Roman" w:cs="Times New Roman"/>
+          <w:sz w:val="18"/>
+        </w:rPr>
+        <w:lastRenderedPageBreak/>
+        <w:t>discoveries persist for the founder and become public only through endogenous investment, competition, demand, or impact traces.</w:t>
       </w:r>
     </w:p>
     <w:p>
@@ -4405,7 +4413,6 @@
           <w:b/>
           <w:sz w:val="18"/>
         </w:rPr>
-        <w:lastRenderedPageBreak/>
         <w:t xml:space="preserve">Opportunity creation and open futures. </w:t>
       </w:r>
       <w:r>
@@ -4550,20 +4557,7 @@
           <w:rFonts w:ascii="Times New Roman" w:hAnsi="Times New Roman" w:cs="Times New Roman"/>
           <w:sz w:val="18"/>
         </w:rPr>
-        <w:t>Aggregate conditions follow five macroeconomic regimes: crisis (severe contraction with extreme uncertainty), recession (moderate contraction), normal (stable growth with baseline uncertainty), growth (expansion with reduced uncertainty), and boom (rapid expansion with compressed risk premiums but elevated fragility). The baseline five-state Markov matrix is a persistent, asymmetric structural specification informed at the broad contraction-versus-expansion level by NBER chronology. The state-specific transition probabilities and return, failure, trend, and volatility modifiers are transparent modeling choices. At runtime, investment activity, market momentum, opportunity crowding, AI activity, and black-swan shocks adjust the transition weights before the next state is drawn. The regime process is therefore partly endogenous to the simulated market’s own history.</w:t>
-      </w:r>
-    </w:p>
-    <w:p>
-      <w:pPr>
-        <w:rPr>
-          <w:rFonts w:ascii="Times New Roman" w:hAnsi="Times New Roman" w:cs="Times New Roman"/>
-        </w:rPr>
-      </w:pPr>
-      <w:r>
-        <w:rPr>
-          <w:rFonts w:ascii="Times New Roman" w:hAnsi="Times New Roman" w:cs="Times New Roman"/>
-        </w:rPr>
-        <w:br w:type="page"/>
+        <w:t>Aggregate conditions follow five macroeconomic regimes: crisis (severe contraction with extreme uncertainty), recession (moderate contraction), normal (stable growth with baseline uncertainty), growth (expansion with reduced uncertainty), and boom (rapid expansion with compressed risk premiums but elevated fragility). The baseline five-state Markov matrix is a persistent, asymmetric structural specification informed at the broad contraction-versus-expansion level by NBER (n.d.) chronology. The state-specific transition probabilities and return, failure, trend, and volatility modifiers are transparent modeling choices. At runtime, investment activity, market momentum, opportunity crowding, AI activity, and black-swan shocks adjust the transition weights before the next state is drawn. The regime process is therefore partly endogenous to the simulated market’s own history.</w:t>
       </w:r>
     </w:p>
     <w:p>
@@ -4629,7 +4623,7 @@
           <wp:inline distT="0" distB="0" distL="0" distR="0" wp14:anchorId="473554A2" wp14:editId="63FC9E18">
             <wp:extent cx="5760720" cy="2880360"/>
             <wp:effectExtent l="0" t="0" r="0" b="0"/>
-            <wp:docPr id="1" name="Picture 1" title="Appendix Figure B1. Created opportunities and realized investment concentration" descr="Panel a decomposes matured investments by public or pre-existing origin, creation by the focal founder, and creation by another founder. Panel b reports the share of each tier’s matured investments placed on its five most-used opportunity fingerprints. Frontier has the largest top-five fingerprint share at 29.5 percent. Whiskers are 95 percent confidence intervals across 50 markets."/>
+            <wp:docPr id="1" name="Picture 1" descr="Panel a decomposes matured investments by public or pre-existing origin, creation by the focal founder, and creation by another founder. Panel b reports the share of each tier’s matured investments placed on its five most-used opportunity fingerprints. Frontier has the largest top-five fingerprint share at 29.5 percent. Whiskers are 95 percent confidence intervals across 50 markets." title="Appendix Figure B1. Created opportunities and realized investment concentration"/>
             <wp:cNvGraphicFramePr>
               <a:graphicFrameLocks xmlns:a="http://schemas.openxmlformats.org/drawingml/2006/main" noChangeAspect="1"/>
             </wp:cNvGraphicFramePr>
@@ -4674,7 +4668,7 @@
           <w:rFonts w:ascii="Times New Roman" w:hAnsi="Times New Roman" w:cs="Times New Roman"/>
           <w:b/>
         </w:rPr>
-        <w:t>Appendix Table B4. Distinct opportunity sets and concentrated investments</w:t>
+        <w:t>Appendix Table B1. Distinct opportunity sets and concentrated investments</w:t>
       </w:r>
     </w:p>
     <w:tbl>
@@ -5167,7 +5161,7 @@
           <w:b/>
         </w:rPr>
         <w:lastRenderedPageBreak/>
-        <w:t>Appendix Table B3. Full baseline outcome-family estimates</w:t>
+        <w:t>Appendix Table B2. Full baseline outcome-family estimates</w:t>
       </w:r>
     </w:p>
     <w:tbl>
@@ -12683,7 +12677,7 @@
           <w:rFonts w:ascii="Times New Roman" w:hAnsi="Times New Roman" w:cs="Times New Roman"/>
           <w:b/>
         </w:rPr>
-        <w:t>Appendix Table B1. Full fixed-tier survival battery</w:t>
+        <w:t>Appendix Table B3. Full fixed-tier survival battery</w:t>
       </w:r>
     </w:p>
     <w:tbl>
@@ -21365,7 +21359,7 @@
           <wp:inline distT="0" distB="0" distL="0" distR="0" wp14:anchorId="6D49F75A" wp14:editId="49A32278">
             <wp:extent cx="5760720" cy="2607894"/>
             <wp:effectExtent l="0" t="0" r="0" b="0"/>
-            <wp:docPr id="2" name="Picture 2" title="Appendix Figure B2. Structural capacity-identification grid" descr="Three annotated three-by-three heatmaps vary penalty strength, convexity, and the oversubscription threshold. All 27 Frontier-minus-No-AI survival effects are negative, ranging from approximately minus 12.0 to minus 9.7 percentage points across 50 paired markets per cell."/>
+            <wp:docPr id="2" name="Picture 2" descr="Three annotated three-by-three heatmaps vary penalty strength, convexity, and the oversubscription threshold. All 27 Frontier-minus-No-AI survival effects are negative, ranging from approximately minus 12.0 to minus 9.7 percentage points across 50 paired markets per cell." title="Appendix Figure B2. Structural capacity-identification grid"/>
             <wp:cNvGraphicFramePr>
               <a:graphicFrameLocks xmlns:a="http://schemas.openxmlformats.org/drawingml/2006/main" noChangeAspect="1"/>
             </wp:cNvGraphicFramePr>
@@ -21409,7 +21403,7 @@
           <w:rFonts w:ascii="Times New Roman" w:hAnsi="Times New Roman" w:cs="Times New Roman"/>
           <w:b/>
         </w:rPr>
-        <w:t>Appendix Table B2. Capacity-identification sweep</w:t>
+        <w:t>Appendix Table B4. Capacity-identification sweep</w:t>
       </w:r>
     </w:p>
     <w:tbl>
@@ -22276,6 +22270,7 @@
                 <w:rFonts w:ascii="Times New Roman" w:hAnsi="Times New Roman" w:cs="Times New Roman"/>
                 <w:sz w:val="14"/>
               </w:rPr>
+              <w:lastRenderedPageBreak/>
               <w:t>GRID_L1.5_G2.0_K1.0</w:t>
             </w:r>
           </w:p>
@@ -22458,15 +22453,7 @@
                 <w:rFonts w:ascii="Times New Roman" w:hAnsi="Times New Roman" w:cs="Times New Roman"/>
                 <w:sz w:val="14"/>
               </w:rPr>
-              <w:t xml:space="preserve">pre-specified </w:t>
-            </w:r>
-            <w:r>
-              <w:rPr>
-                <w:rFonts w:ascii="Times New Roman" w:hAnsi="Times New Roman" w:cs="Times New Roman"/>
-                <w:sz w:val="14"/>
-              </w:rPr>
-              <w:lastRenderedPageBreak/>
-              <w:t>structural grid</w:t>
+              <w:t>pre-specified structural grid</w:t>
             </w:r>
           </w:p>
         </w:tc>
@@ -22486,7 +22473,6 @@
                 <w:rFonts w:ascii="Times New Roman" w:hAnsi="Times New Roman" w:cs="Times New Roman"/>
                 <w:sz w:val="14"/>
               </w:rPr>
-              <w:lastRenderedPageBreak/>
               <w:t>2.0</w:t>
             </w:r>
           </w:p>
@@ -22587,15 +22573,7 @@
                 <w:rFonts w:ascii="Times New Roman" w:hAnsi="Times New Roman" w:cs="Times New Roman"/>
                 <w:sz w:val="14"/>
               </w:rPr>
-              <w:t>-11.9 [-13.9, -</w:t>
-            </w:r>
-            <w:r>
-              <w:rPr>
-                <w:rFonts w:ascii="Times New Roman" w:hAnsi="Times New Roman" w:cs="Times New Roman"/>
-                <w:sz w:val="14"/>
-              </w:rPr>
-              <w:lastRenderedPageBreak/>
-              <w:t>9.9]</w:t>
+              <w:t>-11.9 [-13.9, -9.9]</w:t>
             </w:r>
           </w:p>
         </w:tc>
@@ -22617,7 +22595,6 @@
                 <w:rFonts w:ascii="Times New Roman" w:hAnsi="Times New Roman" w:cs="Times New Roman"/>
                 <w:sz w:val="14"/>
               </w:rPr>
-              <w:lastRenderedPageBreak/>
               <w:t>GRID_L2.0_G1.0_K1.5</w:t>
             </w:r>
           </w:p>
@@ -26997,6 +26974,7 @@
           <w:i/>
           <w:sz w:val="16"/>
         </w:rPr>
+        <w:lastRenderedPageBreak/>
         <w:t>Note. λ is penalty strength, γ is the convexity exponent, and κ is the oversubscription threshold. Each cell contains 50 paired markets. Intervals are mean ± 1.96 standard errors.</w:t>
       </w:r>
     </w:p>
@@ -27013,7 +26991,6 @@
           <w:b/>
           <w:sz w:val="22"/>
         </w:rPr>
-        <w:lastRenderedPageBreak/>
         <w:t>Appendix B5. Performative market conditions and exploratory strategic analyses</w:t>
       </w:r>
     </w:p>
@@ -28751,7 +28728,7 @@
           <wp:inline distT="0" distB="0" distL="0" distR="0" wp14:anchorId="126E294B" wp14:editId="2732D19A">
             <wp:extent cx="5760720" cy="4839005"/>
             <wp:effectExtent l="0" t="0" r="0" b="0"/>
-            <wp:docPr id="3" name="Picture 3" title="Appendix Figure B3. Performativity and exploratory strategic counterfactuals" descr="Common performed demand raises survival for No-AI and Frontier founders as elasticity increases. Appropriable performed demand produces changes centered near zero. In the exploratory probes, targeting and targeting plus a decoy lower Frontier survival, while standalone signal amplification and decoy manipulation have intervals that include zero."/>
+            <wp:docPr id="3" name="Picture 3" descr="Common performed demand raises survival for No-AI and Frontier founders as elasticity increases. Appropriable performed demand produces changes centered near zero. In the exploratory probes, targeting and targeting plus a decoy lower Frontier survival, while standalone signal amplification and decoy manipulation have intervals that include zero." title="Appendix Figure B3. Performativity and exploratory strategic counterfactuals"/>
             <wp:cNvGraphicFramePr>
               <a:graphicFrameLocks xmlns:a="http://schemas.openxmlformats.org/drawingml/2006/main" noChangeAspect="1"/>
             </wp:cNvGraphicFramePr>
@@ -28782,6 +28759,122 @@
             </a:graphic>
           </wp:inline>
         </w:drawing>
+      </w:r>
+    </w:p>
+    <w:p>
+      <w:pPr>
+        <w:keepNext/>
+        <w:pageBreakBefore/>
+        <w:rPr>
+          <w:rFonts w:ascii="Times New Roman" w:hAnsi="Times New Roman" w:cs="Times New Roman"/>
+        </w:rPr>
+      </w:pPr>
+      <w:r>
+        <w:rPr>
+          <w:b/>
+        </w:rPr>
+        <w:lastRenderedPageBreak/>
+        <w:t>REFERENCES</w:t>
+      </w:r>
+    </w:p>
+    <w:p>
+      <w:pPr>
+        <w:rPr>
+          <w:rFonts w:ascii="Times New Roman" w:hAnsi="Times New Roman" w:cs="Times New Roman"/>
+        </w:rPr>
+      </w:pPr>
+      <w:r>
+        <w:t xml:space="preserve">National Bureau of Economic Research. n.d. </w:t>
+      </w:r>
+      <w:r>
+        <w:rPr>
+          <w:b/>
+          <w:i/>
+        </w:rPr>
+        <w:t>US Business Cycle Expansions and Contractions</w:t>
+      </w:r>
+      <w:r>
+        <w:t>. https://www.nber.org/research/data/us-business-cycle-expansions-and-contractions.</w:t>
+      </w:r>
+    </w:p>
+    <w:p>
+      <w:pPr>
+        <w:rPr>
+          <w:rFonts w:ascii="Times New Roman" w:hAnsi="Times New Roman" w:cs="Times New Roman"/>
+        </w:rPr>
+      </w:pPr>
+      <w:r>
+        <w:t xml:space="preserve">National Venture Capital Association. 2024. </w:t>
+      </w:r>
+      <w:r>
+        <w:rPr>
+          <w:b/>
+          <w:i/>
+        </w:rPr>
+        <w:t>2024 NVCA Yearbook</w:t>
+      </w:r>
+      <w:r>
+        <w:t>. Washington, DC: National Venture Capital Association. https://nvca.org/sdm_downloads/nvca-2024-yearbook/.</w:t>
+      </w:r>
+    </w:p>
+    <w:p>
+      <w:pPr>
+        <w:rPr>
+          <w:rFonts w:ascii="Times New Roman" w:hAnsi="Times New Roman" w:cs="Times New Roman"/>
+        </w:rPr>
+      </w:pPr>
+      <w:r>
+        <w:t xml:space="preserve">PitchBook. 2025. </w:t>
+      </w:r>
+      <w:r>
+        <w:rPr>
+          <w:b/>
+          <w:i/>
+        </w:rPr>
+        <w:t>2024 Annual US VC Valuations Report</w:t>
+      </w:r>
+      <w:r>
+        <w:t>. Seattle, WA: PitchBook. https://files.pitchbook.com/website/files/pdf/2024_Annual_US_VC_Valuations_Report.pdf.</w:t>
+      </w:r>
+    </w:p>
+    <w:p>
+      <w:pPr>
+        <w:rPr>
+          <w:rFonts w:ascii="Times New Roman" w:hAnsi="Times New Roman" w:cs="Times New Roman"/>
+        </w:rPr>
+      </w:pPr>
+      <w:r>
+        <w:t xml:space="preserve">Puri, M., &amp; Zarutskie, R. 2012. On the life cycle dynamics of venture-capital- and non-venture-capital-financed firms. </w:t>
+      </w:r>
+      <w:r>
+        <w:rPr>
+          <w:b/>
+          <w:i/>
+        </w:rPr>
+        <w:t>The Journal of Finance</w:t>
+      </w:r>
+      <w:r>
+        <w:t>, 67(6): 2247-2293. https://doi.org/10.1111/j.1540-6261.2012.01786.x.</w:t>
+      </w:r>
+    </w:p>
+    <w:p>
+      <w:pPr>
+        <w:rPr>
+          <w:rFonts w:ascii="Times New Roman" w:hAnsi="Times New Roman" w:cs="Times New Roman"/>
+        </w:rPr>
+      </w:pPr>
+      <w:r>
+        <w:t xml:space="preserve">U.S. Bureau of Labor Statistics. n.d. </w:t>
+      </w:r>
+      <w:r>
+        <w:rPr>
+          <w:b/>
+          <w:i/>
+        </w:rPr>
+        <w:t>Quarterly Census of Employment and Wages: Overview</w:t>
+      </w:r>
+      <w:r>
+        <w:t>. Washington, DC: U.S. Department of Labor. https://www.bls.gov/cew/overview.htm.</w:t>
       </w:r>
     </w:p>
     <w:sectPr>
